--- a/power_distribution_board/DOC/DEV DOC.docx
+++ b/power_distribution_board/DOC/DEV DOC.docx
@@ -1455,7 +1455,15 @@
         <w:t></w:t>
       </w:r>
       <w:r>
-        <w:t xml:space="preserve">  Check poits: VBAT / 5V / 3.3V / GND</w:t>
+        <w:t xml:space="preserve">  Check </w:t>
+      </w:r>
+      <w:proofErr w:type="spellStart"/>
+      <w:r>
+        <w:t>poits</w:t>
+      </w:r>
+      <w:proofErr w:type="spellEnd"/>
+      <w:r>
+        <w:t>: VBAT / 5V / 3.3V / GND</w:t>
       </w:r>
     </w:p>
     <w:p>
@@ -1974,14 +1982,25 @@
           <w:szCs w:val="24"/>
         </w:rPr>
       </w:pPr>
-      <w:r>
-        <w:rPr>
-          <w:rFonts w:ascii="Times New Roman" w:eastAsia="Times New Roman" w:hAnsi="Times New Roman" w:cs="Times New Roman"/>
-          <w:sz w:val="24"/>
-          <w:szCs w:val="24"/>
-          <w:rtl/>
-        </w:rPr>
-        <w:t>קונקטורים ל-5</w:t>
+      <w:proofErr w:type="spellStart"/>
+      <w:r>
+        <w:rPr>
+          <w:rFonts w:ascii="Times New Roman" w:eastAsia="Times New Roman" w:hAnsi="Times New Roman" w:cs="Times New Roman"/>
+          <w:sz w:val="24"/>
+          <w:szCs w:val="24"/>
+          <w:rtl/>
+        </w:rPr>
+        <w:t>קונקטורים</w:t>
+      </w:r>
+      <w:proofErr w:type="spellEnd"/>
+      <w:r>
+        <w:rPr>
+          <w:rFonts w:ascii="Times New Roman" w:eastAsia="Times New Roman" w:hAnsi="Times New Roman" w:cs="Times New Roman"/>
+          <w:sz w:val="24"/>
+          <w:szCs w:val="24"/>
+          <w:rtl/>
+        </w:rPr>
+        <w:t xml:space="preserve"> ל-5</w:t>
       </w:r>
       <w:r>
         <w:rPr>
@@ -2367,6 +2386,7 @@
         </w:rPr>
         <w:t>לבדוק האם הבחירה של ה</w:t>
       </w:r>
+      <w:proofErr w:type="spellStart"/>
       <w:r>
         <w:rPr>
           <w:b/>
@@ -2374,6 +2394,7 @@
         </w:rPr>
         <w:t>mosfet</w:t>
       </w:r>
+      <w:proofErr w:type="spellEnd"/>
       <w:r>
         <w:rPr>
           <w:rFonts w:hint="cs"/>
@@ -2436,7 +2457,6 @@
         </w:tabs>
         <w:ind w:left="1440"/>
         <w:rPr>
-          <w:rFonts w:hint="cs"/>
           <w:b/>
           <w:bCs/>
           <w:rtl/>
@@ -2538,8 +2558,33 @@
           <w:rFonts w:hint="cs"/>
           <w:rtl/>
         </w:rPr>
-        <w:t xml:space="preserve"> של מתח הסוללה כי במילא עם שני המקורות יהיו מחוברים רק הסוללה תעבוד וה</w:t>
-      </w:r>
+        <w:t xml:space="preserve"> של מתח הסוללה כי </w:t>
+      </w:r>
+      <w:proofErr w:type="spellStart"/>
+      <w:r>
+        <w:rPr>
+          <w:rFonts w:hint="cs"/>
+          <w:rtl/>
+        </w:rPr>
+        <w:t>במילא</w:t>
+      </w:r>
+      <w:proofErr w:type="spellEnd"/>
+      <w:r>
+        <w:rPr>
+          <w:rFonts w:hint="cs"/>
+          <w:rtl/>
+        </w:rPr>
+        <w:t xml:space="preserve"> עם שני המקורות יהיו מחוברים רק הסוללה תעבוד </w:t>
+      </w:r>
+      <w:proofErr w:type="spellStart"/>
+      <w:r>
+        <w:rPr>
+          <w:rFonts w:hint="cs"/>
+          <w:rtl/>
+        </w:rPr>
+        <w:t>וה</w:t>
+      </w:r>
+      <w:proofErr w:type="spellEnd"/>
       <w:r>
         <w:t>Type c</w:t>
       </w:r>
@@ -2549,6 +2594,77 @@
           <w:rtl/>
         </w:rPr>
         <w:t xml:space="preserve"> יהיה מוגן.</w:t>
+      </w:r>
+    </w:p>
+    <w:p>
+      <w:pPr>
+        <w:tabs>
+          <w:tab w:val="left" w:pos="911"/>
+        </w:tabs>
+        <w:rPr>
+          <w:rtl/>
+        </w:rPr>
+      </w:pPr>
+    </w:p>
+    <w:p>
+      <w:pPr>
+        <w:tabs>
+          <w:tab w:val="left" w:pos="911"/>
+        </w:tabs>
+        <w:rPr>
+          <w:rtl/>
+        </w:rPr>
+      </w:pPr>
+    </w:p>
+    <w:p>
+      <w:pPr>
+        <w:tabs>
+          <w:tab w:val="left" w:pos="911"/>
+        </w:tabs>
+        <w:rPr>
+          <w:rtl/>
+        </w:rPr>
+      </w:pPr>
+    </w:p>
+    <w:p>
+      <w:pPr>
+        <w:tabs>
+          <w:tab w:val="left" w:pos="911"/>
+        </w:tabs>
+        <w:rPr>
+          <w:rtl/>
+        </w:rPr>
+      </w:pPr>
+      <w:r>
+        <w:rPr>
+          <w:rFonts w:hint="cs"/>
+          <w:rtl/>
+        </w:rPr>
+        <w:t xml:space="preserve">קישור לאופציות חיבור </w:t>
+      </w:r>
+      <w:r>
+        <w:t>TL431</w:t>
+      </w:r>
+    </w:p>
+    <w:p>
+      <w:pPr>
+        <w:tabs>
+          <w:tab w:val="left" w:pos="911"/>
+        </w:tabs>
+        <w:rPr>
+          <w:rFonts w:hint="cs"/>
+          <w:rtl/>
+        </w:rPr>
+      </w:pPr>
+      <w:r>
+        <w:t>https://www.eleccircuit.com/experiment-tl431-circuit-shunt-regulator</w:t>
+      </w:r>
+      <w:r>
+        <w:rPr>
+          <w:rFonts w:cs="Arial"/>
+          <w:rtl/>
+        </w:rPr>
+        <w:t>/</w:t>
       </w:r>
     </w:p>
     <w:sectPr>
